--- a/results/paper/condensed_candidate_20261028_01/年报与法规双源RAG_统一主文_跨模型与Agent年度分层复算候选稿_待终审.docx
+++ b/results/paper/condensed_candidate_20261028_01/年报与法规双源RAG_统一主文_跨模型与Agent年度分层复算候选稿_待终审.docx
@@ -10256,7 +10256,7 @@
         <ns0:widowControl/>
       </ns0:pPr>
       <ns0:r>
-        <ns0:t>本文主实验仍受限于20家公司、60个问题、单一报告年度、探索性设计及评分量表天花板。法规知识库未完整提供与2024年报告期相匹配的历史版本，因此结果不构成历史法规适用性验证；人工评分也不等同于检索Precision、Recall或答案Accuracy。后续若需提出这些更强主张，应分别建立独立问题集、相关证据标注和盲评协议。</ns0:t>
+        <ns0:t>本文主实验仍受限于20家公司、60个问题、单一报告年度、探索性设计及评分量表天花板。法规知识库未完整提供与2024年报告期相匹配的历史版本，因此结果不构成历史法规适用性验证；人工评分也不等同于检索Precision、Recall或答案Accuracy。本项目不新增人工标注；若无与任务匹配且独立可信的既有参考，相关检索或答案质量指标保持未测，不以位置覆盖或结构合规等代理量替代。</ns0:t>
       </ns0:r>
     </ns0:p>
     <ns0:p>

--- a/results/paper/condensed_candidate_20261028_01/年报与法规双源RAG_统一主文_跨模型与Agent年度分层复算候选稿_待终审.docx
+++ b/results/paper/condensed_candidate_20261028_01/年报与法规双源RAG_统一主文_跨模型与Agent年度分层复算候选稿_待终审.docx
@@ -10343,7 +10343,7 @@
         <ns0:spacing ns0:after="0" ns0:before="0" ns0:line="240" ns0:lineRule="auto"/>
       </ns0:pPr>
       <ns0:r>
-        <ns0:t>[7] Robertson S, Zaragoza H. The Probabilistic Relevance Framework: BM25 and Beyond. Foundations and Trends in Information Retrieval 4(1–2), 2009: 1–174. https://doi.org/10.1561/1500000019</ns0:t>
+        <ns0:t>[7] Robertson S, Zaragoza H. The Probabilistic Relevance Framework: BM25 and Beyond. Foundations and Trends in Information Retrieval 3(4), 2009: 333–389. https://doi.org/10.1561/1500000019</ns0:t>
       </ns0:r>
     </ns0:p>
     <ns0:p>
